--- a/en/wisdom-stories/Bakhtiyar Sirajov/discussion-and-conflict.docx
+++ b/en/wisdom-stories/Bakhtiyar Sirajov/discussion-and-conflict.docx
@@ -27,10 +27,10 @@
     </w:p>
     <w:p>
       <w:r>
-        <w:t xml:space="preserve">Javid Bey knew what to do: meet one-on-one and speak in a friendly way. </w:t>
+        <w:t xml:space="preserve">Javid Bey knew what to do: speak to Nadir privately and in a friendly way. </w:t>
       </w:r>
       <w:r>
-        <w:t>He invited Nadir to the company café on the pretext of having a cup of tea</w:t>
+        <w:t>He invited him to the company café for a cup of tea</w:t>
       </w:r>
       <w:r>
         <w:t>. After a little small talk, he said calmly, “My son, the way you treated Kamal today was wrong. You accused him without understanding the situation, and you did it in front of everyone. Put yourself in his place. He was hoping for our help and was accused instead. I’m sure he hoped we would think the problem through together and find a solution.”</w:t>
@@ -38,7 +38,7 @@
     </w:p>
     <w:p>
       <w:r>
-        <w:t>Nadir lowered his head in shame. Javid Bey’s counsel had worked; it was a good lesson for Nadir — he understood he had done wrong.</w:t>
+        <w:t>Nadir lowered his head in shame. Javid Bey’s words had taught him a lesson: he understood that he had acted wrongly.</w:t>
       </w:r>
     </w:p>
     <w:p>
@@ -46,7 +46,7 @@
         <w:keepNext/>
       </w:pPr>
       <w:r>
-        <w:t>Later, whenever Nadir remembered the conversation, he thanked Javid Bey. He was also grateful that no one at the company knew of the conversation between them.</w:t>
+        <w:t>Later, whenever Nadir remembered the conversation, he thanked Javid Bey. He was also grateful that their conversation had remained private.</w:t>
       </w:r>
     </w:p>
     <w:p>
@@ -69,25 +69,25 @@
         <w:rPr>
           <w:b/>
         </w:rPr>
-        <w:t xml:space="preserve">Moral: Conflict </w:t>
+        <w:t xml:space="preserve">Moral: Conflict focu</w:t>
       </w:r>
       <w:r>
         <w:rPr>
           <w:b/>
         </w:rPr>
-        <w:t xml:space="preserve">seeks </w:t>
+        <w:t xml:space="preserve">ses on </w:t>
       </w:r>
       <w:r>
         <w:rPr>
           <w:b/>
         </w:rPr>
-        <w:t xml:space="preserve">who is right; discussion </w:t>
+        <w:t xml:space="preserve">who is right; discussion focu</w:t>
       </w:r>
       <w:r>
         <w:rPr>
           <w:b/>
         </w:rPr>
-        <w:t>seeks</w:t>
+        <w:t xml:space="preserve">ses on</w:t>
       </w:r>
       <w:r>
         <w:rPr>
